--- a/demo/sunpath_energy_ltd/sunpath_energy_ltd_dd_questionnaire.docx
+++ b/demo/sunpath_energy_ltd/sunpath_energy_ltd_dd_questionnaire.docx
@@ -22,7 +22,7 @@
     </w:p>
     <w:p>
       <w:r>
-        <w:t>Prepared: 2026-10-06   ·   Reviewer: Impact Vision</w:t>
+        <w:t>Prepared: 2026-10-07   ·   Reviewer: Impact Vision</w:t>
       </w:r>
     </w:p>
     <w:p>
@@ -2590,6 +2590,19 @@
       </w:r>
       <w:r>
         <w:t xml:space="preserve">  (1 related question)</w:t>
+      </w:r>
+    </w:p>
+    <w:p>
+      <w:pPr>
+        <w:pStyle w:val="Heading1"/>
+      </w:pPr>
+      <w:r>
+        <w:t>AI &amp; automation disclosure</w:t>
+      </w:r>
+    </w:p>
+    <w:p>
+      <w:r>
+        <w:t>Questions and coverage were generated by keyword rules over the source document (no generative AI). Machine-generated document: produced automatically from the supplied inputs; it may contain automatically extracted or estimated figures. Review before relying on it.</w:t>
       </w:r>
     </w:p>
     <w:p>

--- a/demo/sunpath_energy_ltd/sunpath_energy_ltd_dd_questionnaire.docx
+++ b/demo/sunpath_energy_ltd/sunpath_energy_ltd_dd_questionnaire.docx
@@ -2629,13 +2629,39 @@
       </w:r>
     </w:p>
     <w:sectPr>
+      <w:footerReference w:type="default" r:id="rId9"/>
       <w:pgSz w:w="12240" w:h="15840"/>
-      <w:pgMar w:top="1440" w:right="1800" w:bottom="1440" w:left="1800" w:header="720" w:footer="720" w:gutter="0"/>
+      <w:pgMar w:top="1134" w:right="1247" w:bottom="1134" w:left="1247" w:header="720" w:footer="720" w:gutter="0"/>
       <w:cols w:space="720"/>
       <w:docGrid w:linePitch="360"/>
     </w:sectPr>
   </w:body>
 </w:document>
+</file>
+
+<file path=word/footer1.xml><?xml version="1.0" encoding="utf-8"?>
+<w:ftr xmlns:m="http://schemas.openxmlformats.org/officeDocument/2006/math" xmlns:mc="http://schemas.openxmlformats.org/markup-compatibility/2006" xmlns:mo="http://schemas.microsoft.com/office/mac/office/2008/main" xmlns:mv="urn:schemas-microsoft-com:mac:vml" xmlns:o="urn:schemas-microsoft-com:office:office" xmlns:r="http://schemas.openxmlformats.org/officeDocument/2006/relationships" xmlns:v="urn:schemas-microsoft-com:vml" xmlns:w10="urn:schemas-microsoft-com:office:word" xmlns:w14="http://schemas.microsoft.com/office/word/2010/wordml" xmlns:w="http://schemas.openxmlformats.org/wordprocessingml/2006/main" xmlns:wne="http://schemas.microsoft.com/office/word/2006/wordml" xmlns:wp14="http://schemas.microsoft.com/office/word/2010/wordprocessingDrawing" xmlns:wp="http://schemas.openxmlformats.org/drawingml/2006/wordprocessingDrawing" xmlns:wpc="http://schemas.microsoft.com/office/word/2010/wordprocessingCanvas" xmlns:wpg="http://schemas.microsoft.com/office/word/2010/wordprocessingGroup" xmlns:wpi="http://schemas.microsoft.com/office/word/2010/wordprocessingInk" xmlns:wps="http://schemas.microsoft.com/office/word/2010/wordprocessingShape" mc:Ignorable="w14 wp14">
+  <w:p>
+    <w:pPr>
+      <w:pStyle w:val="Footer"/>
+    </w:pPr>
+    <w:r>
+      <w:rPr>
+        <w:color w:val="6B6B6B"/>
+        <w:sz w:val="16"/>
+      </w:rPr>
+      <w:t xml:space="preserve">Impact Vision · DD questionnaire · SunPath Energy Ltd · Page </w:t>
+    </w:r>
+    <w:r>
+      <w:rPr>
+        <w:sz w:val="16"/>
+      </w:rPr>
+      <w:fldChar w:fldCharType="begin"/>
+      <w:instrText xml:space="preserve">PAGE</w:instrText>
+      <w:fldChar w:fldCharType="end"/>
+    </w:r>
+  </w:p>
+</w:ftr>
 </file>
 
 <file path=word/numbering.xml><?xml version="1.0" encoding="utf-8"?>
@@ -3001,6 +3027,13 @@
     <w:name w:val="Normal"/>
     <w:qFormat/>
     <w:rsid w:val="00FC693F"/>
+    <w:pPr>
+      <w:spacing w:after="80"/>
+    </w:pPr>
+    <w:rPr>
+      <w:rFonts w:ascii="Calibri" w:hAnsi="Calibri"/>
+      <w:sz w:val="21"/>
+    </w:rPr>
   </w:style>
   <w:style w:type="paragraph" w:styleId="Header">
     <w:name w:val="header"/>
@@ -3061,10 +3094,10 @@
       <w:outlineLvl w:val="0"/>
     </w:pPr>
     <w:rPr>
-      <w:rFonts w:asciiTheme="majorHAnsi" w:eastAsiaTheme="majorEastAsia" w:hAnsiTheme="majorHAnsi" w:cstheme="majorBidi"/>
+      <w:rFonts w:asciiTheme="majorHAnsi" w:eastAsiaTheme="majorEastAsia" w:hAnsiTheme="majorHAnsi" w:cstheme="majorBidi" w:ascii="Calibri" w:hAnsi="Calibri"/>
       <w:b/>
       <w:bCs/>
-      <w:color w:val="365F91" w:themeColor="accent1" w:themeShade="BF"/>
+      <w:color w:val="1C5CAB"/>
       <w:sz w:val="28"/>
       <w:szCs w:val="28"/>
     </w:rPr>
@@ -3085,11 +3118,11 @@
       <w:outlineLvl w:val="1"/>
     </w:pPr>
     <w:rPr>
-      <w:rFonts w:asciiTheme="majorHAnsi" w:eastAsiaTheme="majorEastAsia" w:hAnsiTheme="majorHAnsi" w:cstheme="majorBidi"/>
+      <w:rFonts w:asciiTheme="majorHAnsi" w:eastAsiaTheme="majorEastAsia" w:hAnsiTheme="majorHAnsi" w:cstheme="majorBidi" w:ascii="Calibri" w:hAnsi="Calibri"/>
       <w:b/>
       <w:bCs/>
-      <w:color w:val="4F81BD" w:themeColor="accent1"/>
-      <w:sz w:val="26"/>
+      <w:color w:val="1C5CAB"/>
+      <w:sz w:val="24"/>
       <w:szCs w:val="26"/>
     </w:rPr>
   </w:style>
@@ -3109,10 +3142,11 @@
       <w:outlineLvl w:val="2"/>
     </w:pPr>
     <w:rPr>
-      <w:rFonts w:asciiTheme="majorHAnsi" w:eastAsiaTheme="majorEastAsia" w:hAnsiTheme="majorHAnsi" w:cstheme="majorBidi"/>
+      <w:rFonts w:asciiTheme="majorHAnsi" w:eastAsiaTheme="majorEastAsia" w:hAnsiTheme="majorHAnsi" w:cstheme="majorBidi" w:ascii="Calibri" w:hAnsi="Calibri"/>
       <w:b/>
       <w:bCs/>
-      <w:color w:val="4F81BD" w:themeColor="accent1"/>
+      <w:color w:val="1C5CAB"/>
+      <w:sz w:val="22"/>
     </w:rPr>
   </w:style>
   <w:style w:type="paragraph" w:styleId="Heading4">
@@ -3350,11 +3384,12 @@
       <w:contextualSpacing/>
     </w:pPr>
     <w:rPr>
-      <w:rFonts w:asciiTheme="majorHAnsi" w:eastAsiaTheme="majorEastAsia" w:hAnsiTheme="majorHAnsi" w:cstheme="majorBidi"/>
-      <w:color w:val="17365D" w:themeColor="text2" w:themeShade="BF"/>
+      <w:rFonts w:asciiTheme="majorHAnsi" w:eastAsiaTheme="majorEastAsia" w:hAnsiTheme="majorHAnsi" w:cstheme="majorBidi" w:ascii="Calibri" w:hAnsi="Calibri"/>
+      <w:b/>
+      <w:color w:val="111111"/>
       <w:spacing w:val="5"/>
       <w:kern w:val="28"/>
-      <w:sz w:val="52"/>
+      <w:sz w:val="44"/>
       <w:szCs w:val="52"/>
     </w:rPr>
   </w:style>

--- a/demo/sunpath_energy_ltd/sunpath_energy_ltd_dd_questionnaire.docx
+++ b/demo/sunpath_energy_ltd/sunpath_energy_ltd_dd_questionnaire.docx
@@ -22,7 +22,7 @@
     </w:p>
     <w:p>
       <w:r>
-        <w:t>Prepared: 2026-10-07   ·   Reviewer: Impact Vision</w:t>
+        <w:t>Prepared: 2026-10-08   ·   Reviewer: Impact Vision</w:t>
       </w:r>
     </w:p>
     <w:p>
@@ -35,10 +35,10 @@
     </w:p>
     <w:p>
       <w:r>
-        <w:t xml:space="preserve">Checklist coverage: 39.5% (30 of 76 addressed). </w:t>
-      </w:r>
-      <w:r>
-        <w:t xml:space="preserve">High-priority gaps to raise first: 15. </w:t>
+        <w:t xml:space="preserve">Checklist coverage: 41.7% (30 of 72 addressed). </w:t>
+      </w:r>
+      <w:r>
+        <w:t xml:space="preserve">High-priority gaps to raise first: 14. </w:t>
       </w:r>
       <w:r>
         <w:t xml:space="preserve">Average NESTA evidence level of addressed questions: 1.7/5. </w:t>
@@ -91,20 +91,6 @@
         <w:rPr>
           <w:b/>
         </w:rPr>
-        <w:t>Impact thesis &amp; mission</w:t>
-      </w:r>
-      <w:r>
-        <w:t xml:space="preserve"> — 1/3 addressed · 33% coverage · 2 high-priority gaps</w:t>
-      </w:r>
-    </w:p>
-    <w:p>
-      <w:pPr>
-        <w:pStyle w:val="ListBullet"/>
-      </w:pPr>
-      <w:r>
-        <w:rPr>
-          <w:b/>
-        </w:rPr>
         <w:t>Impact risk</w:t>
       </w:r>
       <w:r>
@@ -127,23 +113,37 @@
     </w:p>
     <w:p>
       <w:pPr>
-        <w:pStyle w:val="Heading1"/>
-      </w:pPr>
-      <w:r>
-        <w:t>Information request (questionnaire to send)</w:t>
+        <w:pStyle w:val="ListBullet"/>
+      </w:pPr>
+      <w:r>
+        <w:rPr>
+          <w:b/>
+        </w:rPr>
+        <w:t>Team &amp; capability</w:t>
+      </w:r>
+      <w:r>
+        <w:t xml:space="preserve"> — 0/4 addressed · 0% coverage · 1 high-priority gap</w:t>
       </w:r>
     </w:p>
     <w:p>
-      <w:r>
-        <w:t>Sorted by priority and DD sequence. Each block has space for the founder's response and a checklist of supporting documents.</w:t>
+      <w:pPr>
+        <w:pStyle w:val="Heading1"/>
+      </w:pPr>
+      <w:r>
+        <w:t>Information request (questionnaire to send)</w:t>
       </w:r>
     </w:p>
     <w:p>
+      <w:r>
+        <w:t>Sorted by priority and DD sequence. Each block has space for the founder's response and a checklist of supporting documents.</w:t>
+      </w:r>
+    </w:p>
+    <w:p>
       <w:pPr>
         <w:pStyle w:val="Heading2"/>
       </w:pPr>
       <w:r>
-        <w:t>Priority 1 — Ask first (15 questions)</w:t>
+        <w:t>Priority 1 — Ask first (14 questions)</w:t>
       </w:r>
     </w:p>
     <w:p>
@@ -167,13 +167,44 @@
           <w:color w:val="6B7280"/>
           <w:sz w:val="18"/>
         </w:rPr>
-        <w:t xml:space="preserve">[IT03] </w:t>
+        <w:t xml:space="preserve">[IT04] </w:t>
       </w:r>
       <w:r>
         <w:rPr>
           <w:b/>
         </w:rPr>
-        <w:t>How does the impact thesis align with the fund's investment mandate and impact goals?</w:t>
+        <w:t>Is the impact embedded in the core business model, or is it peripheral/CSR-adjacent?</w:t>
+      </w:r>
+    </w:p>
+    <w:p>
+      <w:r>
+        <w:rPr>
+          <w:b/>
+          <w:i/>
+        </w:rPr>
+        <w:t xml:space="preserve">Probe further: </w:t>
+      </w:r>
+      <w:r>
+        <w:rPr>
+          <w:i/>
+        </w:rPr>
+        <w:t>What percentage of revenue comes from impact-generating products/services?</w:t>
+      </w:r>
+    </w:p>
+    <w:p>
+      <w:pPr>
+        <w:pStyle w:val="IntenseQuote"/>
+      </w:pPr>
+      <w:r>
+        <w:t>Attach / ask for:</w:t>
+      </w:r>
+    </w:p>
+    <w:p>
+      <w:pPr>
+        <w:pStyle w:val="ListBullet"/>
+      </w:pPr>
+      <w:r>
+        <w:t>Audited or management financial statements</w:t>
       </w:r>
     </w:p>
     <w:p>
@@ -191,6 +222,14 @@
       </w:pPr>
       <w:r>
         <w:t xml:space="preserve"> </w:t>
+      </w:r>
+    </w:p>
+    <w:p>
+      <w:pPr>
+        <w:pStyle w:val="Heading3"/>
+      </w:pPr>
+      <w:r>
+        <w:t>Theory of change</w:t>
       </w:r>
     </w:p>
     <w:p>
@@ -206,13 +245,13 @@
           <w:color w:val="6B7280"/>
           <w:sz w:val="18"/>
         </w:rPr>
-        <w:t xml:space="preserve">[IT04] </w:t>
+        <w:t xml:space="preserve">[IT02] </w:t>
       </w:r>
       <w:r>
         <w:rPr>
           <w:b/>
         </w:rPr>
-        <w:t>Is the impact embedded in the core business model, or is it peripheral/CSR-adjacent?</w:t>
+        <w:t>Does the company have a clearly defined theory of change that links its activities to intended outcomes?</w:t>
       </w:r>
     </w:p>
     <w:p>
@@ -227,7 +266,7 @@
         <w:rPr>
           <w:i/>
         </w:rPr>
-        <w:t>What percentage of revenue comes from impact-generating products/services?</w:t>
+        <w:t>Can they provide a visual or written theory of change document?</w:t>
       </w:r>
     </w:p>
     <w:p>
@@ -243,7 +282,7 @@
         <w:pStyle w:val="ListBullet"/>
       </w:pPr>
       <w:r>
-        <w:t>Audited or management financial statements</w:t>
+        <w:t>Theory-of-change diagram or written logic model</w:t>
       </w:r>
     </w:p>
     <w:p>
@@ -268,7 +307,7 @@
         <w:pStyle w:val="Heading3"/>
       </w:pPr>
       <w:r>
-        <w:t>Theory of change</w:t>
+        <w:t>What — intended outcomes</w:t>
       </w:r>
     </w:p>
     <w:p>
@@ -284,13 +323,13 @@
           <w:color w:val="6B7280"/>
           <w:sz w:val="18"/>
         </w:rPr>
-        <w:t xml:space="preserve">[IT02] </w:t>
+        <w:t xml:space="preserve">[WH01] </w:t>
       </w:r>
       <w:r>
         <w:rPr>
           <w:b/>
         </w:rPr>
-        <w:t>Does the company have a clearly defined theory of change that links its activities to intended outcomes?</w:t>
+        <w:t>What specific outcomes (not just outputs) does the company generate for its stakeholders?</w:t>
       </w:r>
     </w:p>
     <w:p>
@@ -305,23 +344,7 @@
         <w:rPr>
           <w:i/>
         </w:rPr>
-        <w:t>Can they provide a visual or written theory of change document?</w:t>
-      </w:r>
-    </w:p>
-    <w:p>
-      <w:pPr>
-        <w:pStyle w:val="IntenseQuote"/>
-      </w:pPr>
-      <w:r>
-        <w:t>Attach / ask for:</w:t>
-      </w:r>
-    </w:p>
-    <w:p>
-      <w:pPr>
-        <w:pStyle w:val="ListBullet"/>
-      </w:pPr>
-      <w:r>
-        <w:t>Theory-of-change diagram or written logic model</w:t>
+        <w:t>Can they distinguish between outputs (units delivered) and outcomes (changes in lives)?</w:t>
       </w:r>
     </w:p>
     <w:p>
@@ -339,14 +362,6 @@
       </w:pPr>
       <w:r>
         <w:t xml:space="preserve"> </w:t>
-      </w:r>
-    </w:p>
-    <w:p>
-      <w:pPr>
-        <w:pStyle w:val="Heading3"/>
-      </w:pPr>
-      <w:r>
-        <w:t>What — intended outcomes</w:t>
       </w:r>
     </w:p>
     <w:p>
@@ -362,13 +377,240 @@
           <w:color w:val="6B7280"/>
           <w:sz w:val="18"/>
         </w:rPr>
-        <w:t xml:space="preserve">[WH01] </w:t>
+        <w:t xml:space="preserve">[WH02] </w:t>
       </w:r>
       <w:r>
         <w:rPr>
           <w:b/>
         </w:rPr>
-        <w:t>What specific outcomes (not just outputs) does the company generate for its stakeholders?</w:t>
+        <w:t>Are the intended outcomes positive, and have potential negative outcomes been identified?</w:t>
+      </w:r>
+    </w:p>
+    <w:p>
+      <w:r>
+        <w:rPr>
+          <w:b/>
+        </w:rPr>
+        <w:t>Founder response:</w:t>
+      </w:r>
+    </w:p>
+    <w:p>
+      <w:pPr>
+        <w:spacing w:after="240"/>
+        <w:ind w:left="360"/>
+      </w:pPr>
+      <w:r>
+        <w:t xml:space="preserve"> </w:t>
+      </w:r>
+    </w:p>
+    <w:p>
+      <w:pPr>
+        <w:pStyle w:val="Heading3"/>
+      </w:pPr>
+      <w:r>
+        <w:t>Contribution / additionality</w:t>
+      </w:r>
+    </w:p>
+    <w:p>
+      <w:r>
+        <w:rPr>
+          <w:b/>
+          <w:color w:val="0D47A1"/>
+        </w:rPr>
+        <w:t xml:space="preserve">5. </w:t>
+      </w:r>
+      <w:r>
+        <w:rPr>
+          <w:color w:val="6B7280"/>
+          <w:sz w:val="18"/>
+        </w:rPr>
+        <w:t xml:space="preserve">[CO01] </w:t>
+      </w:r>
+      <w:r>
+        <w:rPr>
+          <w:b/>
+        </w:rPr>
+        <w:t>Would the outcomes have occurred anyway without this company's intervention (additionality)?</w:t>
+      </w:r>
+    </w:p>
+    <w:p>
+      <w:r>
+        <w:rPr>
+          <w:b/>
+        </w:rPr>
+        <w:t>Founder response:</w:t>
+      </w:r>
+    </w:p>
+    <w:p>
+      <w:pPr>
+        <w:spacing w:after="240"/>
+        <w:ind w:left="360"/>
+      </w:pPr>
+      <w:r>
+        <w:t xml:space="preserve"> </w:t>
+      </w:r>
+    </w:p>
+    <w:p>
+      <w:pPr>
+        <w:pStyle w:val="Heading3"/>
+      </w:pPr>
+      <w:r>
+        <w:t>Impact risk</w:t>
+      </w:r>
+    </w:p>
+    <w:p>
+      <w:r>
+        <w:rPr>
+          <w:b/>
+          <w:color w:val="0D47A1"/>
+        </w:rPr>
+        <w:t xml:space="preserve">6. </w:t>
+      </w:r>
+      <w:r>
+        <w:rPr>
+          <w:color w:val="6B7280"/>
+          <w:sz w:val="18"/>
+        </w:rPr>
+        <w:t xml:space="preserve">[RI03] </w:t>
+      </w:r>
+      <w:r>
+        <w:rPr>
+          <w:b/>
+        </w:rPr>
+        <w:t>What external risks could prevent impact from materializing (regulatory, market, political, climate)?</w:t>
+      </w:r>
+    </w:p>
+    <w:p>
+      <w:r>
+        <w:rPr>
+          <w:b/>
+        </w:rPr>
+        <w:t>Founder response:</w:t>
+      </w:r>
+    </w:p>
+    <w:p>
+      <w:pPr>
+        <w:spacing w:after="240"/>
+        <w:ind w:left="360"/>
+      </w:pPr>
+      <w:r>
+        <w:t xml:space="preserve"> </w:t>
+      </w:r>
+    </w:p>
+    <w:p>
+      <w:r>
+        <w:rPr>
+          <w:b/>
+          <w:color w:val="0D47A1"/>
+        </w:rPr>
+        <w:t xml:space="preserve">7. </w:t>
+      </w:r>
+      <w:r>
+        <w:rPr>
+          <w:color w:val="6B7280"/>
+          <w:sz w:val="18"/>
+        </w:rPr>
+        <w:t xml:space="preserve">[RI05] </w:t>
+      </w:r>
+      <w:r>
+        <w:rPr>
+          <w:b/>
+        </w:rPr>
+        <w:t>Is there a risk of impact washing — are claims disproportionate to evidence?</w:t>
+      </w:r>
+    </w:p>
+    <w:p>
+      <w:r>
+        <w:rPr>
+          <w:b/>
+        </w:rPr>
+        <w:t>Founder response:</w:t>
+      </w:r>
+    </w:p>
+    <w:p>
+      <w:pPr>
+        <w:spacing w:after="240"/>
+        <w:ind w:left="360"/>
+      </w:pPr>
+      <w:r>
+        <w:t xml:space="preserve"> </w:t>
+      </w:r>
+    </w:p>
+    <w:p>
+      <w:pPr>
+        <w:pStyle w:val="Heading3"/>
+      </w:pPr>
+      <w:r>
+        <w:t>Negative impact / do-no-harm</w:t>
+      </w:r>
+    </w:p>
+    <w:p>
+      <w:r>
+        <w:rPr>
+          <w:b/>
+          <w:color w:val="0D47A1"/>
+        </w:rPr>
+        <w:t xml:space="preserve">8. </w:t>
+      </w:r>
+      <w:r>
+        <w:rPr>
+          <w:color w:val="6B7280"/>
+          <w:sz w:val="18"/>
+        </w:rPr>
+        <w:t xml:space="preserve">[NI01] </w:t>
+      </w:r>
+      <w:r>
+        <w:rPr>
+          <w:b/>
+        </w:rPr>
+        <w:t>Has the company assessed potential negative impacts on people, communities, or the environment?</w:t>
+      </w:r>
+    </w:p>
+    <w:p>
+      <w:r>
+        <w:rPr>
+          <w:b/>
+        </w:rPr>
+        <w:t>Founder response:</w:t>
+      </w:r>
+    </w:p>
+    <w:p>
+      <w:pPr>
+        <w:spacing w:after="240"/>
+        <w:ind w:left="360"/>
+      </w:pPr>
+      <w:r>
+        <w:t xml:space="preserve"> </w:t>
+      </w:r>
+    </w:p>
+    <w:p>
+      <w:pPr>
+        <w:pStyle w:val="Heading3"/>
+      </w:pPr>
+      <w:r>
+        <w:t>Financial sustainability</w:t>
+      </w:r>
+    </w:p>
+    <w:p>
+      <w:r>
+        <w:rPr>
+          <w:b/>
+          <w:color w:val="0D47A1"/>
+        </w:rPr>
+        <w:t xml:space="preserve">9. </w:t>
+      </w:r>
+      <w:r>
+        <w:rPr>
+          <w:color w:val="6B7280"/>
+          <w:sz w:val="18"/>
+        </w:rPr>
+        <w:t xml:space="preserve">[FS01] </w:t>
+      </w:r>
+      <w:r>
+        <w:rPr>
+          <w:b/>
+        </w:rPr>
+        <w:t>What is the company's revenue model and path to financial sustainability?</w:t>
       </w:r>
     </w:p>
     <w:p>
@@ -383,7 +625,31 @@
         <w:rPr>
           <w:i/>
         </w:rPr>
-        <w:t>Can they distinguish between outputs (units delivered) and outcomes (changes in lives)?</w:t>
+        <w:t>What are the unit economics and when does the company expect to break even?</w:t>
+      </w:r>
+    </w:p>
+    <w:p>
+      <w:pPr>
+        <w:pStyle w:val="IntenseQuote"/>
+      </w:pPr>
+      <w:r>
+        <w:t>Attach / ask for:</w:t>
+      </w:r>
+    </w:p>
+    <w:p>
+      <w:pPr>
+        <w:pStyle w:val="ListBullet"/>
+      </w:pPr>
+      <w:r>
+        <w:t>Audited or management financial statements</w:t>
+      </w:r>
+    </w:p>
+    <w:p>
+      <w:pPr>
+        <w:pStyle w:val="ListBullet"/>
+      </w:pPr>
+      <w:r>
+        <w:t>Exit / sustainability plan memo</w:t>
       </w:r>
     </w:p>
     <w:p>
@@ -401,233 +667,6 @@
       </w:pPr>
       <w:r>
         <w:t xml:space="preserve"> </w:t>
-      </w:r>
-    </w:p>
-    <w:p>
-      <w:r>
-        <w:rPr>
-          <w:b/>
-          <w:color w:val="0D47A1"/>
-        </w:rPr>
-        <w:t xml:space="preserve">5. </w:t>
-      </w:r>
-      <w:r>
-        <w:rPr>
-          <w:color w:val="6B7280"/>
-          <w:sz w:val="18"/>
-        </w:rPr>
-        <w:t xml:space="preserve">[WH02] </w:t>
-      </w:r>
-      <w:r>
-        <w:rPr>
-          <w:b/>
-        </w:rPr>
-        <w:t>Are the intended outcomes positive, and have potential negative outcomes been identified?</w:t>
-      </w:r>
-    </w:p>
-    <w:p>
-      <w:r>
-        <w:rPr>
-          <w:b/>
-        </w:rPr>
-        <w:t>Founder response:</w:t>
-      </w:r>
-    </w:p>
-    <w:p>
-      <w:pPr>
-        <w:spacing w:after="240"/>
-        <w:ind w:left="360"/>
-      </w:pPr>
-      <w:r>
-        <w:t xml:space="preserve"> </w:t>
-      </w:r>
-    </w:p>
-    <w:p>
-      <w:pPr>
-        <w:pStyle w:val="Heading3"/>
-      </w:pPr>
-      <w:r>
-        <w:t>Contribution / additionality</w:t>
-      </w:r>
-    </w:p>
-    <w:p>
-      <w:r>
-        <w:rPr>
-          <w:b/>
-          <w:color w:val="0D47A1"/>
-        </w:rPr>
-        <w:t xml:space="preserve">6. </w:t>
-      </w:r>
-      <w:r>
-        <w:rPr>
-          <w:color w:val="6B7280"/>
-          <w:sz w:val="18"/>
-        </w:rPr>
-        <w:t xml:space="preserve">[CO01] </w:t>
-      </w:r>
-      <w:r>
-        <w:rPr>
-          <w:b/>
-        </w:rPr>
-        <w:t>Would the outcomes have occurred anyway without this company's intervention (additionality)?</w:t>
-      </w:r>
-    </w:p>
-    <w:p>
-      <w:r>
-        <w:rPr>
-          <w:b/>
-        </w:rPr>
-        <w:t>Founder response:</w:t>
-      </w:r>
-    </w:p>
-    <w:p>
-      <w:pPr>
-        <w:spacing w:after="240"/>
-        <w:ind w:left="360"/>
-      </w:pPr>
-      <w:r>
-        <w:t xml:space="preserve"> </w:t>
-      </w:r>
-    </w:p>
-    <w:p>
-      <w:pPr>
-        <w:pStyle w:val="Heading3"/>
-      </w:pPr>
-      <w:r>
-        <w:t>Impact risk</w:t>
-      </w:r>
-    </w:p>
-    <w:p>
-      <w:r>
-        <w:rPr>
-          <w:b/>
-          <w:color w:val="0D47A1"/>
-        </w:rPr>
-        <w:t xml:space="preserve">7. </w:t>
-      </w:r>
-      <w:r>
-        <w:rPr>
-          <w:color w:val="6B7280"/>
-          <w:sz w:val="18"/>
-        </w:rPr>
-        <w:t xml:space="preserve">[RI03] </w:t>
-      </w:r>
-      <w:r>
-        <w:rPr>
-          <w:b/>
-        </w:rPr>
-        <w:t>What external risks could prevent impact from materializing (regulatory, market, political, climate)?</w:t>
-      </w:r>
-    </w:p>
-    <w:p>
-      <w:r>
-        <w:rPr>
-          <w:b/>
-        </w:rPr>
-        <w:t>Founder response:</w:t>
-      </w:r>
-    </w:p>
-    <w:p>
-      <w:pPr>
-        <w:spacing w:after="240"/>
-        <w:ind w:left="360"/>
-      </w:pPr>
-      <w:r>
-        <w:t xml:space="preserve"> </w:t>
-      </w:r>
-    </w:p>
-    <w:p>
-      <w:r>
-        <w:rPr>
-          <w:b/>
-          <w:color w:val="0D47A1"/>
-        </w:rPr>
-        <w:t xml:space="preserve">8. </w:t>
-      </w:r>
-      <w:r>
-        <w:rPr>
-          <w:color w:val="6B7280"/>
-          <w:sz w:val="18"/>
-        </w:rPr>
-        <w:t xml:space="preserve">[RI05] </w:t>
-      </w:r>
-      <w:r>
-        <w:rPr>
-          <w:b/>
-        </w:rPr>
-        <w:t>Is there a risk of impact washing — are claims disproportionate to evidence?</w:t>
-      </w:r>
-    </w:p>
-    <w:p>
-      <w:r>
-        <w:rPr>
-          <w:b/>
-        </w:rPr>
-        <w:t>Founder response:</w:t>
-      </w:r>
-    </w:p>
-    <w:p>
-      <w:pPr>
-        <w:spacing w:after="240"/>
-        <w:ind w:left="360"/>
-      </w:pPr>
-      <w:r>
-        <w:t xml:space="preserve"> </w:t>
-      </w:r>
-    </w:p>
-    <w:p>
-      <w:pPr>
-        <w:pStyle w:val="Heading3"/>
-      </w:pPr>
-      <w:r>
-        <w:t>Negative impact / do-no-harm</w:t>
-      </w:r>
-    </w:p>
-    <w:p>
-      <w:r>
-        <w:rPr>
-          <w:b/>
-          <w:color w:val="0D47A1"/>
-        </w:rPr>
-        <w:t xml:space="preserve">9. </w:t>
-      </w:r>
-      <w:r>
-        <w:rPr>
-          <w:color w:val="6B7280"/>
-          <w:sz w:val="18"/>
-        </w:rPr>
-        <w:t xml:space="preserve">[NI01] </w:t>
-      </w:r>
-      <w:r>
-        <w:rPr>
-          <w:b/>
-        </w:rPr>
-        <w:t>Has the company assessed potential negative impacts on people, communities, or the environment?</w:t>
-      </w:r>
-    </w:p>
-    <w:p>
-      <w:r>
-        <w:rPr>
-          <w:b/>
-        </w:rPr>
-        <w:t>Founder response:</w:t>
-      </w:r>
-    </w:p>
-    <w:p>
-      <w:pPr>
-        <w:spacing w:after="240"/>
-        <w:ind w:left="360"/>
-      </w:pPr>
-      <w:r>
-        <w:t xml:space="preserve"> </w:t>
-      </w:r>
-    </w:p>
-    <w:p>
-      <w:pPr>
-        <w:pStyle w:val="Heading3"/>
-      </w:pPr>
-      <w:r>
-        <w:t>Financial sustainability</w:t>
       </w:r>
     </w:p>
     <w:p>
@@ -643,13 +682,76 @@
           <w:color w:val="6B7280"/>
           <w:sz w:val="18"/>
         </w:rPr>
-        <w:t xml:space="preserve">[FS01] </w:t>
+        <w:t xml:space="preserve">[FS02] </w:t>
       </w:r>
       <w:r>
         <w:rPr>
           <w:b/>
         </w:rPr>
-        <w:t>What is the company's revenue model and path to financial sustainability?</w:t>
+        <w:t>Is there tension between impact maximization and financial returns? How is it managed?</w:t>
+      </w:r>
+    </w:p>
+    <w:p>
+      <w:pPr>
+        <w:pStyle w:val="IntenseQuote"/>
+      </w:pPr>
+      <w:r>
+        <w:t>Attach / ask for:</w:t>
+      </w:r>
+    </w:p>
+    <w:p>
+      <w:pPr>
+        <w:pStyle w:val="ListBullet"/>
+      </w:pPr>
+      <w:r>
+        <w:t>Audited or management financial statements</w:t>
+      </w:r>
+    </w:p>
+    <w:p>
+      <w:r>
+        <w:rPr>
+          <w:b/>
+        </w:rPr>
+        <w:t>Founder response:</w:t>
+      </w:r>
+    </w:p>
+    <w:p>
+      <w:pPr>
+        <w:spacing w:after="240"/>
+        <w:ind w:left="360"/>
+      </w:pPr>
+      <w:r>
+        <w:t xml:space="preserve"> </w:t>
+      </w:r>
+    </w:p>
+    <w:p>
+      <w:pPr>
+        <w:pStyle w:val="Heading3"/>
+      </w:pPr>
+      <w:r>
+        <w:t>Team &amp; capability</w:t>
+      </w:r>
+    </w:p>
+    <w:p>
+      <w:r>
+        <w:rPr>
+          <w:b/>
+          <w:color w:val="0D47A1"/>
+        </w:rPr>
+        <w:t xml:space="preserve">11. </w:t>
+      </w:r>
+      <w:r>
+        <w:rPr>
+          <w:color w:val="6B7280"/>
+          <w:sz w:val="18"/>
+        </w:rPr>
+        <w:t xml:space="preserve">[TC01] </w:t>
+      </w:r>
+      <w:r>
+        <w:rPr>
+          <w:b/>
+        </w:rPr>
+        <w:t>Does the founding/leadership team have relevant experience in the impact sector?</w:t>
       </w:r>
     </w:p>
     <w:p>
@@ -664,31 +766,7 @@
         <w:rPr>
           <w:i/>
         </w:rPr>
-        <w:t>What are the unit economics and when does the company expect to break even?</w:t>
-      </w:r>
-    </w:p>
-    <w:p>
-      <w:pPr>
-        <w:pStyle w:val="IntenseQuote"/>
-      </w:pPr>
-      <w:r>
-        <w:t>Attach / ask for:</w:t>
-      </w:r>
-    </w:p>
-    <w:p>
-      <w:pPr>
-        <w:pStyle w:val="ListBullet"/>
-      </w:pPr>
-      <w:r>
-        <w:t>Audited or management financial statements</w:t>
-      </w:r>
-    </w:p>
-    <w:p>
-      <w:pPr>
-        <w:pStyle w:val="ListBullet"/>
-      </w:pPr>
-      <w:r>
-        <w:t>Exit / sustainability plan memo</w:t>
+        <w:t>What is their specific domain expertise related to the impact thesis?</w:t>
       </w:r>
     </w:p>
     <w:p>
@@ -709,66 +787,11 @@
       </w:r>
     </w:p>
     <w:p>
-      <w:r>
-        <w:rPr>
-          <w:b/>
-          <w:color w:val="0D47A1"/>
-        </w:rPr>
-        <w:t xml:space="preserve">11. </w:t>
-      </w:r>
-      <w:r>
-        <w:rPr>
-          <w:color w:val="6B7280"/>
-          <w:sz w:val="18"/>
-        </w:rPr>
-        <w:t xml:space="preserve">[FS02] </w:t>
-      </w:r>
-      <w:r>
-        <w:rPr>
-          <w:b/>
-        </w:rPr>
-        <w:t>Is there tension between impact maximization and financial returns? How is it managed?</w:t>
-      </w:r>
-    </w:p>
-    <w:p>
-      <w:pPr>
-        <w:pStyle w:val="IntenseQuote"/>
-      </w:pPr>
-      <w:r>
-        <w:t>Attach / ask for:</w:t>
-      </w:r>
-    </w:p>
-    <w:p>
-      <w:pPr>
-        <w:pStyle w:val="ListBullet"/>
-      </w:pPr>
-      <w:r>
-        <w:t>Audited or management financial statements</w:t>
-      </w:r>
-    </w:p>
-    <w:p>
-      <w:r>
-        <w:rPr>
-          <w:b/>
-        </w:rPr>
-        <w:t>Founder response:</w:t>
-      </w:r>
-    </w:p>
-    <w:p>
-      <w:pPr>
-        <w:spacing w:after="240"/>
-        <w:ind w:left="360"/>
-      </w:pPr>
-      <w:r>
-        <w:t xml:space="preserve"> </w:t>
-      </w:r>
-    </w:p>
-    <w:p>
       <w:pPr>
         <w:pStyle w:val="Heading3"/>
       </w:pPr>
       <w:r>
-        <w:t>Team &amp; capability</w:t>
+        <w:t>Market context</w:t>
       </w:r>
     </w:p>
     <w:p>
@@ -784,13 +807,60 @@
           <w:color w:val="6B7280"/>
           <w:sz w:val="18"/>
         </w:rPr>
-        <w:t xml:space="preserve">[TC01] </w:t>
+        <w:t xml:space="preserve">[MC01] </w:t>
       </w:r>
       <w:r>
         <w:rPr>
           <w:b/>
         </w:rPr>
-        <w:t>Does the founding/leadership team have relevant experience in the impact sector?</w:t>
+        <w:t>What is the size and characteristics of the target market? Is it growing?</w:t>
+      </w:r>
+    </w:p>
+    <w:p>
+      <w:r>
+        <w:rPr>
+          <w:b/>
+        </w:rPr>
+        <w:t>Founder response:</w:t>
+      </w:r>
+    </w:p>
+    <w:p>
+      <w:pPr>
+        <w:spacing w:after="240"/>
+        <w:ind w:left="360"/>
+      </w:pPr>
+      <w:r>
+        <w:t xml:space="preserve"> </w:t>
+      </w:r>
+    </w:p>
+    <w:p>
+      <w:pPr>
+        <w:pStyle w:val="Heading3"/>
+      </w:pPr>
+      <w:r>
+        <w:t>Product / service design</w:t>
+      </w:r>
+    </w:p>
+    <w:p>
+      <w:r>
+        <w:rPr>
+          <w:b/>
+          <w:color w:val="0D47A1"/>
+        </w:rPr>
+        <w:t xml:space="preserve">13. </w:t>
+      </w:r>
+      <w:r>
+        <w:rPr>
+          <w:color w:val="6B7280"/>
+          <w:sz w:val="18"/>
+        </w:rPr>
+        <w:t xml:space="preserve">[PD01] </w:t>
+      </w:r>
+      <w:r>
+        <w:rPr>
+          <w:b/>
+        </w:rPr>
+        <w:t>Is the product/service designed with the target stakeholders' needs and constraints in mind?</w:t>
       </w:r>
     </w:p>
     <w:p>
@@ -805,7 +875,7 @@
         <w:rPr>
           <w:i/>
         </w:rPr>
-        <w:t>What is their specific domain expertise related to the impact thesis?</w:t>
+        <w:t>Has the company done user research or pilot testing with the target population?</w:t>
       </w:r>
     </w:p>
     <w:p>
@@ -830,54 +900,7 @@
         <w:pStyle w:val="Heading3"/>
       </w:pPr>
       <w:r>
-        <w:t>Market context</w:t>
-      </w:r>
-    </w:p>
-    <w:p>
-      <w:r>
-        <w:rPr>
-          <w:b/>
-          <w:color w:val="0D47A1"/>
-        </w:rPr>
-        <w:t xml:space="preserve">13. </w:t>
-      </w:r>
-      <w:r>
-        <w:rPr>
-          <w:color w:val="6B7280"/>
-          <w:sz w:val="18"/>
-        </w:rPr>
-        <w:t xml:space="preserve">[MC01] </w:t>
-      </w:r>
-      <w:r>
-        <w:rPr>
-          <w:b/>
-        </w:rPr>
-        <w:t>What is the size and characteristics of the target market? Is it growing?</w:t>
-      </w:r>
-    </w:p>
-    <w:p>
-      <w:r>
-        <w:rPr>
-          <w:b/>
-        </w:rPr>
-        <w:t>Founder response:</w:t>
-      </w:r>
-    </w:p>
-    <w:p>
-      <w:pPr>
-        <w:spacing w:after="240"/>
-        <w:ind w:left="360"/>
-      </w:pPr>
-      <w:r>
-        <w:t xml:space="preserve"> </w:t>
-      </w:r>
-    </w:p>
-    <w:p>
-      <w:pPr>
-        <w:pStyle w:val="Heading3"/>
-      </w:pPr>
-      <w:r>
-        <w:t>Product / service design</w:t>
+        <w:t>Supply chain</w:t>
       </w:r>
     </w:p>
     <w:p>
@@ -893,28 +916,13 @@
           <w:color w:val="6B7280"/>
           <w:sz w:val="18"/>
         </w:rPr>
-        <w:t xml:space="preserve">[PD01] </w:t>
+        <w:t xml:space="preserve">[SC02] </w:t>
       </w:r>
       <w:r>
         <w:rPr>
           <w:b/>
         </w:rPr>
-        <w:t>Is the product/service designed with the target stakeholders' needs and constraints in mind?</w:t>
-      </w:r>
-    </w:p>
-    <w:p>
-      <w:r>
-        <w:rPr>
-          <w:b/>
-          <w:i/>
-        </w:rPr>
-        <w:t xml:space="preserve">Probe further: </w:t>
-      </w:r>
-      <w:r>
-        <w:rPr>
-          <w:i/>
-        </w:rPr>
-        <w:t>Has the company done user research or pilot testing with the target population?</w:t>
+        <w:t>Are there risks of forced labor, child labor, or exploitative practices in the supply chain?</w:t>
       </w:r>
     </w:p>
     <w:p>
@@ -936,10 +944,18 @@
     </w:p>
     <w:p>
       <w:pPr>
+        <w:pStyle w:val="Heading2"/>
+      </w:pPr>
+      <w:r>
+        <w:t>Priority 2 — Ask in follow-up (28 questions)</w:t>
+      </w:r>
+    </w:p>
+    <w:p>
+      <w:pPr>
         <w:pStyle w:val="Heading3"/>
       </w:pPr>
       <w:r>
-        <w:t>Supply chain</w:t>
+        <w:t>What — intended outcomes</w:t>
       </w:r>
     </w:p>
     <w:p>
@@ -955,13 +971,13 @@
           <w:color w:val="6B7280"/>
           <w:sz w:val="18"/>
         </w:rPr>
-        <w:t xml:space="preserve">[SC02] </w:t>
+        <w:t xml:space="preserve">[WH03] </w:t>
       </w:r>
       <w:r>
         <w:rPr>
           <w:b/>
         </w:rPr>
-        <w:t>Are there risks of forced labor, child labor, or exploitative practices in the supply chain?</w:t>
+        <w:t>How important are these outcomes to the stakeholders experiencing them?</w:t>
       </w:r>
     </w:p>
     <w:p>
@@ -983,18 +999,10 @@
     </w:p>
     <w:p>
       <w:pPr>
-        <w:pStyle w:val="Heading2"/>
-      </w:pPr>
-      <w:r>
-        <w:t>Priority 2 — Ask in follow-up (31 questions)</w:t>
-      </w:r>
-    </w:p>
-    <w:p>
-      <w:pPr>
         <w:pStyle w:val="Heading3"/>
       </w:pPr>
       <w:r>
-        <w:t>What — intended outcomes</w:t>
+        <w:t>Who — stakeholders &amp; beneficiaries</w:t>
       </w:r>
     </w:p>
     <w:p>
@@ -1010,13 +1018,13 @@
           <w:color w:val="6B7280"/>
           <w:sz w:val="18"/>
         </w:rPr>
-        <w:t xml:space="preserve">[WH03] </w:t>
+        <w:t xml:space="preserve">[WO05] </w:t>
       </w:r>
       <w:r>
         <w:rPr>
           <w:b/>
         </w:rPr>
-        <w:t>How important are these outcomes to the stakeholders experiencing them?</w:t>
+        <w:t>Are there stakeholders who may be negatively affected by the company's activities?</w:t>
       </w:r>
     </w:p>
     <w:p>
@@ -1041,7 +1049,7 @@
         <w:pStyle w:val="Heading3"/>
       </w:pPr>
       <w:r>
-        <w:t>Who — stakeholders &amp; beneficiaries</w:t>
+        <w:t>How much — scale, depth, duration</w:t>
       </w:r>
     </w:p>
     <w:p>
@@ -1057,13 +1065,29 @@
           <w:color w:val="6B7280"/>
           <w:sz w:val="18"/>
         </w:rPr>
-        <w:t xml:space="preserve">[WO05] </w:t>
+        <w:t xml:space="preserve">[HM03] </w:t>
       </w:r>
       <w:r>
         <w:rPr>
           <w:b/>
         </w:rPr>
-        <w:t>Are there stakeholders who may be negatively affected by the company's activities?</w:t>
+        <w:t>How long do the outcomes last for stakeholders (duration)?</w:t>
+      </w:r>
+    </w:p>
+    <w:p>
+      <w:pPr>
+        <w:pStyle w:val="IntenseQuote"/>
+      </w:pPr>
+      <w:r>
+        <w:t>Attach / ask for:</w:t>
+      </w:r>
+    </w:p>
+    <w:p>
+      <w:pPr>
+        <w:pStyle w:val="ListBullet"/>
+      </w:pPr>
+      <w:r>
+        <w:t>Exit / sustainability plan memo</w:t>
       </w:r>
     </w:p>
     <w:p>
@@ -1088,7 +1112,7 @@
         <w:pStyle w:val="Heading3"/>
       </w:pPr>
       <w:r>
-        <w:t>How much — scale, depth, duration</w:t>
+        <w:t>Contribution / additionality</w:t>
       </w:r>
     </w:p>
     <w:p>
@@ -1104,13 +1128,13 @@
           <w:color w:val="6B7280"/>
           <w:sz w:val="18"/>
         </w:rPr>
-        <w:t xml:space="preserve">[HM03] </w:t>
+        <w:t xml:space="preserve">[CO02] </w:t>
       </w:r>
       <w:r>
         <w:rPr>
           <w:b/>
         </w:rPr>
-        <w:t>How long do the outcomes last for stakeholders (duration)?</w:t>
+        <w:t>How does the company's approach compare to existing alternatives or competitors in delivering impact?</w:t>
       </w:r>
     </w:p>
     <w:p>
@@ -1126,7 +1150,7 @@
         <w:pStyle w:val="ListBullet"/>
       </w:pPr>
       <w:r>
-        <w:t>Exit / sustainability plan memo</w:t>
+        <w:t>Peer / sector benchmark analysis</w:t>
       </w:r>
     </w:p>
     <w:p>
@@ -1151,7 +1175,7 @@
         <w:pStyle w:val="Heading3"/>
       </w:pPr>
       <w:r>
-        <w:t>Contribution / additionality</w:t>
+        <w:t>Impact risk</w:t>
       </w:r>
     </w:p>
     <w:p>
@@ -1167,29 +1191,13 @@
           <w:color w:val="6B7280"/>
           <w:sz w:val="18"/>
         </w:rPr>
-        <w:t xml:space="preserve">[CO02] </w:t>
+        <w:t xml:space="preserve">[RI04] </w:t>
       </w:r>
       <w:r>
         <w:rPr>
           <w:b/>
         </w:rPr>
-        <w:t>How does the company's approach compare to existing alternatives or competitors in delivering impact?</w:t>
-      </w:r>
-    </w:p>
-    <w:p>
-      <w:pPr>
-        <w:pStyle w:val="IntenseQuote"/>
-      </w:pPr>
-      <w:r>
-        <w:t>Attach / ask for:</w:t>
-      </w:r>
-    </w:p>
-    <w:p>
-      <w:pPr>
-        <w:pStyle w:val="ListBullet"/>
-      </w:pPr>
-      <w:r>
-        <w:t>Peer / sector benchmark analysis</w:t>
+        <w:t>Does the company have impact risk mitigation strategies in place?</w:t>
       </w:r>
     </w:p>
     <w:p>
@@ -1207,6 +1215,14 @@
       </w:pPr>
       <w:r>
         <w:t xml:space="preserve"> </w:t>
+      </w:r>
+    </w:p>
+    <w:p>
+      <w:pPr>
+        <w:pStyle w:val="Heading3"/>
+      </w:pPr>
+      <w:r>
+        <w:t>Negative impact / do-no-harm</w:t>
       </w:r>
     </w:p>
     <w:p>
@@ -1222,13 +1238,13 @@
           <w:color w:val="6B7280"/>
           <w:sz w:val="18"/>
         </w:rPr>
-        <w:t xml:space="preserve">[CO04] </w:t>
+        <w:t xml:space="preserve">[NI02] </w:t>
       </w:r>
       <w:r>
         <w:rPr>
           <w:b/>
         </w:rPr>
-        <w:t>Is the investor's capital itself additional — would the company have raised from non-impact sources?</w:t>
+        <w:t>Are there populations or ecosystems that could be harmed by the company's activities?</w:t>
       </w:r>
     </w:p>
     <w:p>
@@ -1253,7 +1269,7 @@
         <w:pStyle w:val="Heading3"/>
       </w:pPr>
       <w:r>
-        <w:t>Impact risk</w:t>
+        <w:t>Measurement &amp; management systems</w:t>
       </w:r>
     </w:p>
     <w:p>
@@ -1269,13 +1285,13 @@
           <w:color w:val="6B7280"/>
           <w:sz w:val="18"/>
         </w:rPr>
-        <w:t xml:space="preserve">[RI04] </w:t>
+        <w:t xml:space="preserve">[MM04] </w:t>
       </w:r>
       <w:r>
         <w:rPr>
           <w:b/>
         </w:rPr>
-        <w:t>Does the company have impact risk mitigation strategies in place?</w:t>
+        <w:t>Does the company have dedicated staff or resources for impact measurement?</w:t>
       </w:r>
     </w:p>
     <w:p>
@@ -1293,14 +1309,6 @@
       </w:pPr>
       <w:r>
         <w:t xml:space="preserve"> </w:t>
-      </w:r>
-    </w:p>
-    <w:p>
-      <w:pPr>
-        <w:pStyle w:val="Heading3"/>
-      </w:pPr>
-      <w:r>
-        <w:t>Negative impact / do-no-harm</w:t>
       </w:r>
     </w:p>
     <w:p>
@@ -1316,13 +1324,29 @@
           <w:color w:val="6B7280"/>
           <w:sz w:val="18"/>
         </w:rPr>
-        <w:t xml:space="preserve">[NI02] </w:t>
+        <w:t xml:space="preserve">[MM06] </w:t>
       </w:r>
       <w:r>
         <w:rPr>
           <w:b/>
         </w:rPr>
-        <w:t>Are there populations or ecosystems that could be harmed by the company's activities?</w:t>
+        <w:t>How does the company use impact data to improve its products, services, or operations?</w:t>
+      </w:r>
+    </w:p>
+    <w:p>
+      <w:pPr>
+        <w:pStyle w:val="IntenseQuote"/>
+      </w:pPr>
+      <w:r>
+        <w:t>Attach / ask for:</w:t>
+      </w:r>
+    </w:p>
+    <w:p>
+      <w:pPr>
+        <w:pStyle w:val="ListBullet"/>
+      </w:pPr>
+      <w:r>
+        <w:t>Stakeholder survey instrument + anonymised results</w:t>
       </w:r>
     </w:p>
     <w:p>
@@ -1347,7 +1371,7 @@
         <w:pStyle w:val="Heading3"/>
       </w:pPr>
       <w:r>
-        <w:t>Measurement &amp; management systems</w:t>
+        <w:t>Governance &amp; ESG</w:t>
       </w:r>
     </w:p>
     <w:p>
@@ -1363,13 +1387,29 @@
           <w:color w:val="6B7280"/>
           <w:sz w:val="18"/>
         </w:rPr>
-        <w:t xml:space="preserve">[MM04] </w:t>
+        <w:t xml:space="preserve">[GE01] </w:t>
       </w:r>
       <w:r>
         <w:rPr>
           <w:b/>
         </w:rPr>
-        <w:t>Does the company have dedicated staff or resources for impact measurement?</w:t>
+        <w:t>Does the board or leadership include impact expertise or oversight?</w:t>
+      </w:r>
+    </w:p>
+    <w:p>
+      <w:pPr>
+        <w:pStyle w:val="IntenseQuote"/>
+      </w:pPr>
+      <w:r>
+        <w:t>Attach / ask for:</w:t>
+      </w:r>
+    </w:p>
+    <w:p>
+      <w:pPr>
+        <w:pStyle w:val="ListBullet"/>
+      </w:pPr>
+      <w:r>
+        <w:t>Board / impact-committee charter and minutes</w:t>
       </w:r>
     </w:p>
     <w:p>
@@ -1402,29 +1442,13 @@
           <w:color w:val="6B7280"/>
           <w:sz w:val="18"/>
         </w:rPr>
-        <w:t xml:space="preserve">[MM06] </w:t>
+        <w:t xml:space="preserve">[GE03] </w:t>
       </w:r>
       <w:r>
         <w:rPr>
           <w:b/>
         </w:rPr>
-        <w:t>How does the company use impact data to improve its products, services, or operations?</w:t>
-      </w:r>
-    </w:p>
-    <w:p>
-      <w:pPr>
-        <w:pStyle w:val="IntenseQuote"/>
-      </w:pPr>
-      <w:r>
-        <w:t>Attach / ask for:</w:t>
-      </w:r>
-    </w:p>
-    <w:p>
-      <w:pPr>
-        <w:pStyle w:val="ListBullet"/>
-      </w:pPr>
-      <w:r>
-        <w:t>Stakeholder survey instrument + anonymised results</w:t>
+        <w:t>What are the company's labor practices, employee welfare, and diversity policies?</w:t>
       </w:r>
     </w:p>
     <w:p>
@@ -1442,14 +1466,6 @@
       </w:pPr>
       <w:r>
         <w:t xml:space="preserve"> </w:t>
-      </w:r>
-    </w:p>
-    <w:p>
-      <w:pPr>
-        <w:pStyle w:val="Heading3"/>
-      </w:pPr>
-      <w:r>
-        <w:t>Governance &amp; ESG</w:t>
       </w:r>
     </w:p>
     <w:p>
@@ -1465,29 +1481,13 @@
           <w:color w:val="6B7280"/>
           <w:sz w:val="18"/>
         </w:rPr>
-        <w:t xml:space="preserve">[GE01] </w:t>
+        <w:t xml:space="preserve">[GE04] </w:t>
       </w:r>
       <w:r>
         <w:rPr>
           <w:b/>
         </w:rPr>
-        <w:t>Does the board or leadership include impact expertise or oversight?</w:t>
-      </w:r>
-    </w:p>
-    <w:p>
-      <w:pPr>
-        <w:pStyle w:val="IntenseQuote"/>
-      </w:pPr>
-      <w:r>
-        <w:t>Attach / ask for:</w:t>
-      </w:r>
-    </w:p>
-    <w:p>
-      <w:pPr>
-        <w:pStyle w:val="ListBullet"/>
-      </w:pPr>
-      <w:r>
-        <w:t>Board / impact-committee charter and minutes</w:t>
+        <w:t>Does the company have anti-corruption, ethical conduct, and data privacy policies?</w:t>
       </w:r>
     </w:p>
     <w:p>
@@ -1520,13 +1520,29 @@
           <w:color w:val="6B7280"/>
           <w:sz w:val="18"/>
         </w:rPr>
-        <w:t xml:space="preserve">[GE03] </w:t>
+        <w:t xml:space="preserve">[GE05] </w:t>
       </w:r>
       <w:r>
         <w:rPr>
           <w:b/>
         </w:rPr>
-        <w:t>What are the company's labor practices, employee welfare, and diversity policies?</w:t>
+        <w:t>Are financial incentives (management compensation, bonus structures) linked to impact performance?</w:t>
+      </w:r>
+    </w:p>
+    <w:p>
+      <w:pPr>
+        <w:pStyle w:val="IntenseQuote"/>
+      </w:pPr>
+      <w:r>
+        <w:t>Attach / ask for:</w:t>
+      </w:r>
+    </w:p>
+    <w:p>
+      <w:pPr>
+        <w:pStyle w:val="ListBullet"/>
+      </w:pPr>
+      <w:r>
+        <w:t>Audited or management financial statements</w:t>
       </w:r>
     </w:p>
     <w:p>
@@ -1544,6 +1560,14 @@
       </w:pPr>
       <w:r>
         <w:t xml:space="preserve"> </w:t>
+      </w:r>
+    </w:p>
+    <w:p>
+      <w:pPr>
+        <w:pStyle w:val="Heading3"/>
+      </w:pPr>
+      <w:r>
+        <w:t>Stakeholder voice</w:t>
       </w:r>
     </w:p>
     <w:p>
@@ -1559,13 +1583,13 @@
           <w:color w:val="6B7280"/>
           <w:sz w:val="18"/>
         </w:rPr>
-        <w:t xml:space="preserve">[GE04] </w:t>
+        <w:t xml:space="preserve">[SV02] </w:t>
       </w:r>
       <w:r>
         <w:rPr>
           <w:b/>
         </w:rPr>
-        <w:t>Does the company have anti-corruption, ethical conduct, and data privacy policies?</w:t>
+        <w:t>Have stakeholders been consulted in the design of the product/service or impact strategy?</w:t>
       </w:r>
     </w:p>
     <w:p>
@@ -1583,6 +1607,14 @@
       </w:pPr>
       <w:r>
         <w:t xml:space="preserve"> </w:t>
+      </w:r>
+    </w:p>
+    <w:p>
+      <w:pPr>
+        <w:pStyle w:val="Heading3"/>
+      </w:pPr>
+      <w:r>
+        <w:t>Exit &amp; long-run sustainability</w:t>
       </w:r>
     </w:p>
     <w:p>
@@ -1598,13 +1630,13 @@
           <w:color w:val="6B7280"/>
           <w:sz w:val="18"/>
         </w:rPr>
-        <w:t xml:space="preserve">[GE05] </w:t>
+        <w:t xml:space="preserve">[EX01] </w:t>
       </w:r>
       <w:r>
         <w:rPr>
           <w:b/>
         </w:rPr>
-        <w:t>Are financial incentives (management compensation, bonus structures) linked to impact performance?</w:t>
+        <w:t>Will the impact be sustained if the investor exits? What is the impact exit strategy?</w:t>
       </w:r>
     </w:p>
     <w:p>
@@ -1620,7 +1652,7 @@
         <w:pStyle w:val="ListBullet"/>
       </w:pPr>
       <w:r>
-        <w:t>Audited or management financial statements</w:t>
+        <w:t>Exit / sustainability plan memo</w:t>
       </w:r>
     </w:p>
     <w:p>
@@ -1638,14 +1670,6 @@
       </w:pPr>
       <w:r>
         <w:t xml:space="preserve"> </w:t>
-      </w:r>
-    </w:p>
-    <w:p>
-      <w:pPr>
-        <w:pStyle w:val="Heading3"/>
-      </w:pPr>
-      <w:r>
-        <w:t>Stakeholder voice</w:t>
       </w:r>
     </w:p>
     <w:p>
@@ -1661,13 +1685,13 @@
           <w:color w:val="6B7280"/>
           <w:sz w:val="18"/>
         </w:rPr>
-        <w:t xml:space="preserve">[SV02] </w:t>
+        <w:t xml:space="preserve">[EX02] </w:t>
       </w:r>
       <w:r>
         <w:rPr>
           <w:b/>
         </w:rPr>
-        <w:t>Have stakeholders been consulted in the design of the product/service or impact strategy?</w:t>
+        <w:t>Could a future acquirer or investor change the mission or reduce impact?</w:t>
       </w:r>
     </w:p>
     <w:p>
@@ -1685,14 +1709,6 @@
       </w:pPr>
       <w:r>
         <w:t xml:space="preserve"> </w:t>
-      </w:r>
-    </w:p>
-    <w:p>
-      <w:pPr>
-        <w:pStyle w:val="Heading3"/>
-      </w:pPr>
-      <w:r>
-        <w:t>Exit &amp; long-run sustainability</w:t>
       </w:r>
     </w:p>
     <w:p>
@@ -1708,29 +1724,13 @@
           <w:color w:val="6B7280"/>
           <w:sz w:val="18"/>
         </w:rPr>
-        <w:t xml:space="preserve">[EX01] </w:t>
+        <w:t xml:space="preserve">[EX03] </w:t>
       </w:r>
       <w:r>
         <w:rPr>
           <w:b/>
         </w:rPr>
-        <w:t>Will the impact be sustained if the investor exits? What is the impact exit strategy?</w:t>
-      </w:r>
-    </w:p>
-    <w:p>
-      <w:pPr>
-        <w:pStyle w:val="IntenseQuote"/>
-      </w:pPr>
-      <w:r>
-        <w:t>Attach / ask for:</w:t>
-      </w:r>
-    </w:p>
-    <w:p>
-      <w:pPr>
-        <w:pStyle w:val="ListBullet"/>
-      </w:pPr>
-      <w:r>
-        <w:t>Exit / sustainability plan memo</w:t>
+        <w:t>Are there legal structures (e.g., B Corp, mission lock) protecting the impact mission?</w:t>
       </w:r>
     </w:p>
     <w:p>
@@ -1748,6 +1748,14 @@
       </w:pPr>
       <w:r>
         <w:t xml:space="preserve"> </w:t>
+      </w:r>
+    </w:p>
+    <w:p>
+      <w:pPr>
+        <w:pStyle w:val="Heading3"/>
+      </w:pPr>
+      <w:r>
+        <w:t>Financial sustainability</w:t>
       </w:r>
     </w:p>
     <w:p>
@@ -1763,13 +1771,29 @@
           <w:color w:val="6B7280"/>
           <w:sz w:val="18"/>
         </w:rPr>
-        <w:t xml:space="preserve">[EX02] </w:t>
+        <w:t xml:space="preserve">[FS03] </w:t>
       </w:r>
       <w:r>
         <w:rPr>
           <w:b/>
         </w:rPr>
-        <w:t>Could a future acquirer or investor change the mission or reduce impact?</w:t>
+        <w:t>What are the economic assumptions underlying the financial projections?</w:t>
+      </w:r>
+    </w:p>
+    <w:p>
+      <w:pPr>
+        <w:pStyle w:val="IntenseQuote"/>
+      </w:pPr>
+      <w:r>
+        <w:t>Attach / ask for:</w:t>
+      </w:r>
+    </w:p>
+    <w:p>
+      <w:pPr>
+        <w:pStyle w:val="ListBullet"/>
+      </w:pPr>
+      <w:r>
+        <w:t>Audited or management financial statements</w:t>
       </w:r>
     </w:p>
     <w:p>
@@ -1802,13 +1826,13 @@
           <w:color w:val="6B7280"/>
           <w:sz w:val="18"/>
         </w:rPr>
-        <w:t xml:space="preserve">[EX03] </w:t>
+        <w:t xml:space="preserve">[FS04] </w:t>
       </w:r>
       <w:r>
         <w:rPr>
           <w:b/>
         </w:rPr>
-        <w:t>Are there legal structures (e.g., B Corp, mission lock) protecting the impact mission?</w:t>
+        <w:t>Does the company depend on grants, subsidies, or concessionary capital? What happens if they end?</w:t>
       </w:r>
     </w:p>
     <w:p>
@@ -1826,14 +1850,6 @@
       </w:pPr>
       <w:r>
         <w:t xml:space="preserve"> </w:t>
-      </w:r>
-    </w:p>
-    <w:p>
-      <w:pPr>
-        <w:pStyle w:val="Heading3"/>
-      </w:pPr>
-      <w:r>
-        <w:t>Financial sustainability</w:t>
       </w:r>
     </w:p>
     <w:p>
@@ -1849,29 +1865,13 @@
           <w:color w:val="6B7280"/>
           <w:sz w:val="18"/>
         </w:rPr>
-        <w:t xml:space="preserve">[FS03] </w:t>
+        <w:t xml:space="preserve">[FS05] </w:t>
       </w:r>
       <w:r>
         <w:rPr>
           <w:b/>
         </w:rPr>
-        <w:t>What are the economic assumptions underlying the financial projections?</w:t>
-      </w:r>
-    </w:p>
-    <w:p>
-      <w:pPr>
-        <w:pStyle w:val="IntenseQuote"/>
-      </w:pPr>
-      <w:r>
-        <w:t>Attach / ask for:</w:t>
-      </w:r>
-    </w:p>
-    <w:p>
-      <w:pPr>
-        <w:pStyle w:val="ListBullet"/>
-      </w:pPr>
-      <w:r>
-        <w:t>Audited or management financial statements</w:t>
+        <w:t>What is the customer acquisition cost and lifetime value? Is the pricing accessible to the target population?</w:t>
       </w:r>
     </w:p>
     <w:p>
@@ -1889,6 +1889,14 @@
       </w:pPr>
       <w:r>
         <w:t xml:space="preserve"> </w:t>
+      </w:r>
+    </w:p>
+    <w:p>
+      <w:pPr>
+        <w:pStyle w:val="Heading3"/>
+      </w:pPr>
+      <w:r>
+        <w:t>Team &amp; capability</w:t>
       </w:r>
     </w:p>
     <w:p>
@@ -1904,13 +1912,13 @@
           <w:color w:val="6B7280"/>
           <w:sz w:val="18"/>
         </w:rPr>
-        <w:t xml:space="preserve">[FS04] </w:t>
+        <w:t xml:space="preserve">[TC02] </w:t>
       </w:r>
       <w:r>
         <w:rPr>
           <w:b/>
         </w:rPr>
-        <w:t>Does the company depend on grants, subsidies, or concessionary capital? What happens if they end?</w:t>
+        <w:t>Does the team include members from or with deep ties to the target community?</w:t>
       </w:r>
     </w:p>
     <w:p>
@@ -1943,13 +1951,13 @@
           <w:color w:val="6B7280"/>
           <w:sz w:val="18"/>
         </w:rPr>
-        <w:t xml:space="preserve">[FS05] </w:t>
+        <w:t xml:space="preserve">[TC03] </w:t>
       </w:r>
       <w:r>
         <w:rPr>
           <w:b/>
         </w:rPr>
-        <w:t>What is the customer acquisition cost and lifetime value? Is the pricing accessible to the target population?</w:t>
+        <w:t>Is there a key person risk? What happens if the founder/CEO departs?</w:t>
       </w:r>
     </w:p>
     <w:p>
@@ -1967,14 +1975,6 @@
       </w:pPr>
       <w:r>
         <w:t xml:space="preserve"> </w:t>
-      </w:r>
-    </w:p>
-    <w:p>
-      <w:pPr>
-        <w:pStyle w:val="Heading3"/>
-      </w:pPr>
-      <w:r>
-        <w:t>Team &amp; capability</w:t>
       </w:r>
     </w:p>
     <w:p>
@@ -1990,13 +1990,13 @@
           <w:color w:val="6B7280"/>
           <w:sz w:val="18"/>
         </w:rPr>
-        <w:t xml:space="preserve">[TC02] </w:t>
+        <w:t xml:space="preserve">[TC04] </w:t>
       </w:r>
       <w:r>
         <w:rPr>
           <w:b/>
         </w:rPr>
-        <w:t>Does the team include members from or with deep ties to the target community?</w:t>
+        <w:t>Does the team have capacity to measure and manage impact alongside business operations?</w:t>
       </w:r>
     </w:p>
     <w:p>
@@ -2014,6 +2014,14 @@
       </w:pPr>
       <w:r>
         <w:t xml:space="preserve"> </w:t>
+      </w:r>
+    </w:p>
+    <w:p>
+      <w:pPr>
+        <w:pStyle w:val="Heading3"/>
+      </w:pPr>
+      <w:r>
+        <w:t>Market context</w:t>
       </w:r>
     </w:p>
     <w:p>
@@ -2029,13 +2037,29 @@
           <w:color w:val="6B7280"/>
           <w:sz w:val="18"/>
         </w:rPr>
-        <w:t xml:space="preserve">[TC03] </w:t>
+        <w:t xml:space="preserve">[MC02] </w:t>
       </w:r>
       <w:r>
         <w:rPr>
           <w:b/>
         </w:rPr>
-        <w:t>Is there a key person risk? What happens if the founder/CEO departs?</w:t>
+        <w:t>What is the regulatory environment? Are there supportive or restrictive policies?</w:t>
+      </w:r>
+    </w:p>
+    <w:p>
+      <w:pPr>
+        <w:pStyle w:val="IntenseQuote"/>
+      </w:pPr>
+      <w:r>
+        <w:t>Attach / ask for:</w:t>
+      </w:r>
+    </w:p>
+    <w:p>
+      <w:pPr>
+        <w:pStyle w:val="ListBullet"/>
+      </w:pPr>
+      <w:r>
+        <w:t>Formal policy document (e.g. ESG, safeguarding, data-privacy)</w:t>
       </w:r>
     </w:p>
     <w:p>
@@ -2068,13 +2092,13 @@
           <w:color w:val="6B7280"/>
           <w:sz w:val="18"/>
         </w:rPr>
-        <w:t xml:space="preserve">[TC04] </w:t>
+        <w:t xml:space="preserve">[MC03] </w:t>
       </w:r>
       <w:r>
         <w:rPr>
           <w:b/>
         </w:rPr>
-        <w:t>Does the team have capacity to measure and manage impact alongside business operations?</w:t>
+        <w:t>Are there systemic barriers (infrastructure, literacy, connectivity) that could limit impact?</w:t>
       </w:r>
     </w:p>
     <w:p>
@@ -2092,14 +2116,6 @@
       </w:pPr>
       <w:r>
         <w:t xml:space="preserve"> </w:t>
-      </w:r>
-    </w:p>
-    <w:p>
-      <w:pPr>
-        <w:pStyle w:val="Heading3"/>
-      </w:pPr>
-      <w:r>
-        <w:t>Market context</w:t>
       </w:r>
     </w:p>
     <w:p>
@@ -2115,13 +2131,13 @@
           <w:color w:val="6B7280"/>
           <w:sz w:val="18"/>
         </w:rPr>
-        <w:t xml:space="preserve">[MC02] </w:t>
+        <w:t xml:space="preserve">[MC04] </w:t>
       </w:r>
       <w:r>
         <w:rPr>
           <w:b/>
         </w:rPr>
-        <w:t>What is the regulatory environment? Are there supportive or restrictive policies?</w:t>
+        <w:t>What is the competitive landscape? Who else serves this population and how?</w:t>
       </w:r>
     </w:p>
     <w:p>
@@ -2137,7 +2153,7 @@
         <w:pStyle w:val="ListBullet"/>
       </w:pPr>
       <w:r>
-        <w:t>Formal policy document (e.g. ESG, safeguarding, data-privacy)</w:t>
+        <w:t>Peer / sector benchmark analysis</w:t>
       </w:r>
     </w:p>
     <w:p>
@@ -2155,6 +2171,14 @@
       </w:pPr>
       <w:r>
         <w:t xml:space="preserve"> </w:t>
+      </w:r>
+    </w:p>
+    <w:p>
+      <w:pPr>
+        <w:pStyle w:val="Heading3"/>
+      </w:pPr>
+      <w:r>
+        <w:t>Product / service design</w:t>
       </w:r>
     </w:p>
     <w:p>
@@ -2170,13 +2194,13 @@
           <w:color w:val="6B7280"/>
           <w:sz w:val="18"/>
         </w:rPr>
-        <w:t xml:space="preserve">[MC03] </w:t>
+        <w:t xml:space="preserve">[PD04] </w:t>
       </w:r>
       <w:r>
         <w:rPr>
           <w:b/>
         </w:rPr>
-        <w:t>Are there systemic barriers (infrastructure, literacy, connectivity) that could limit impact?</w:t>
+        <w:t>Is the product/service culturally appropriate for the target population?</w:t>
       </w:r>
     </w:p>
     <w:p>
@@ -2194,6 +2218,14 @@
       </w:pPr>
       <w:r>
         <w:t xml:space="preserve"> </w:t>
+      </w:r>
+    </w:p>
+    <w:p>
+      <w:pPr>
+        <w:pStyle w:val="Heading3"/>
+      </w:pPr>
+      <w:r>
+        <w:t>Supply chain</w:t>
       </w:r>
     </w:p>
     <w:p>
@@ -2209,29 +2241,13 @@
           <w:color w:val="6B7280"/>
           <w:sz w:val="18"/>
         </w:rPr>
-        <w:t xml:space="preserve">[MC04] </w:t>
+        <w:t xml:space="preserve">[SC01] </w:t>
       </w:r>
       <w:r>
         <w:rPr>
           <w:b/>
         </w:rPr>
-        <w:t>What is the competitive landscape? Who else serves this population and how?</w:t>
-      </w:r>
-    </w:p>
-    <w:p>
-      <w:pPr>
-        <w:pStyle w:val="IntenseQuote"/>
-      </w:pPr>
-      <w:r>
-        <w:t>Attach / ask for:</w:t>
-      </w:r>
-    </w:p>
-    <w:p>
-      <w:pPr>
-        <w:pStyle w:val="ListBullet"/>
-      </w:pPr>
-      <w:r>
-        <w:t>Peer / sector benchmark analysis</w:t>
+        <w:t>Does the company have visibility into its supply chain ESG practices?</w:t>
       </w:r>
     </w:p>
     <w:p>
@@ -2256,7 +2272,7 @@
         <w:pStyle w:val="Heading3"/>
       </w:pPr>
       <w:r>
-        <w:t>Product / service design</w:t>
+        <w:t>Investor alignment</w:t>
       </w:r>
     </w:p>
     <w:p>
@@ -2272,13 +2288,13 @@
           <w:color w:val="6B7280"/>
           <w:sz w:val="18"/>
         </w:rPr>
-        <w:t xml:space="preserve">[PD04] </w:t>
+        <w:t xml:space="preserve">[IA01] </w:t>
       </w:r>
       <w:r>
         <w:rPr>
           <w:b/>
         </w:rPr>
-        <w:t>Is the product/service culturally appropriate for the target population?</w:t>
+        <w:t>Does the company accept impact-linked covenants, reporting requirements, or side letters?</w:t>
       </w:r>
     </w:p>
     <w:p>
@@ -2300,194 +2316,6 @@
     </w:p>
     <w:p>
       <w:pPr>
-        <w:pStyle w:val="Heading3"/>
-      </w:pPr>
-      <w:r>
-        <w:t>Supply chain</w:t>
-      </w:r>
-    </w:p>
-    <w:p>
-      <w:r>
-        <w:rPr>
-          <w:b/>
-          <w:color w:val="0D47A1"/>
-        </w:rPr>
-        <w:t xml:space="preserve">43. </w:t>
-      </w:r>
-      <w:r>
-        <w:rPr>
-          <w:color w:val="6B7280"/>
-          <w:sz w:val="18"/>
-        </w:rPr>
-        <w:t xml:space="preserve">[SC01] </w:t>
-      </w:r>
-      <w:r>
-        <w:rPr>
-          <w:b/>
-        </w:rPr>
-        <w:t>Does the company have visibility into its supply chain ESG practices?</w:t>
-      </w:r>
-    </w:p>
-    <w:p>
-      <w:r>
-        <w:rPr>
-          <w:b/>
-        </w:rPr>
-        <w:t>Founder response:</w:t>
-      </w:r>
-    </w:p>
-    <w:p>
-      <w:pPr>
-        <w:spacing w:after="240"/>
-        <w:ind w:left="360"/>
-      </w:pPr>
-      <w:r>
-        <w:t xml:space="preserve"> </w:t>
-      </w:r>
-    </w:p>
-    <w:p>
-      <w:pPr>
-        <w:pStyle w:val="Heading3"/>
-      </w:pPr>
-      <w:r>
-        <w:t>Investor alignment</w:t>
-      </w:r>
-    </w:p>
-    <w:p>
-      <w:r>
-        <w:rPr>
-          <w:b/>
-          <w:color w:val="0D47A1"/>
-        </w:rPr>
-        <w:t xml:space="preserve">44. </w:t>
-      </w:r>
-      <w:r>
-        <w:rPr>
-          <w:color w:val="6B7280"/>
-          <w:sz w:val="18"/>
-        </w:rPr>
-        <w:t xml:space="preserve">[IA01] </w:t>
-      </w:r>
-      <w:r>
-        <w:rPr>
-          <w:b/>
-        </w:rPr>
-        <w:t>Does the company accept impact-linked covenants, reporting requirements, or side letters?</w:t>
-      </w:r>
-    </w:p>
-    <w:p>
-      <w:r>
-        <w:rPr>
-          <w:b/>
-        </w:rPr>
-        <w:t>Founder response:</w:t>
-      </w:r>
-    </w:p>
-    <w:p>
-      <w:pPr>
-        <w:spacing w:after="240"/>
-        <w:ind w:left="360"/>
-      </w:pPr>
-      <w:r>
-        <w:t xml:space="preserve"> </w:t>
-      </w:r>
-    </w:p>
-    <w:p>
-      <w:r>
-        <w:rPr>
-          <w:b/>
-          <w:color w:val="0D47A1"/>
-        </w:rPr>
-        <w:t xml:space="preserve">45. </w:t>
-      </w:r>
-      <w:r>
-        <w:rPr>
-          <w:color w:val="6B7280"/>
-          <w:sz w:val="18"/>
-        </w:rPr>
-        <w:t xml:space="preserve">[IA02] </w:t>
-      </w:r>
-      <w:r>
-        <w:rPr>
-          <w:b/>
-        </w:rPr>
-        <w:t>What non-financial support (beyond capital) can the investor provide to enhance impact?</w:t>
-      </w:r>
-    </w:p>
-    <w:p>
-      <w:pPr>
-        <w:pStyle w:val="IntenseQuote"/>
-      </w:pPr>
-      <w:r>
-        <w:t>Attach / ask for:</w:t>
-      </w:r>
-    </w:p>
-    <w:p>
-      <w:pPr>
-        <w:pStyle w:val="ListBullet"/>
-      </w:pPr>
-      <w:r>
-        <w:t>Audited or management financial statements</w:t>
-      </w:r>
-    </w:p>
-    <w:p>
-      <w:r>
-        <w:rPr>
-          <w:b/>
-        </w:rPr>
-        <w:t>Founder response:</w:t>
-      </w:r>
-    </w:p>
-    <w:p>
-      <w:pPr>
-        <w:spacing w:after="240"/>
-        <w:ind w:left="360"/>
-      </w:pPr>
-      <w:r>
-        <w:t xml:space="preserve"> </w:t>
-      </w:r>
-    </w:p>
-    <w:p>
-      <w:r>
-        <w:rPr>
-          <w:b/>
-          <w:color w:val="0D47A1"/>
-        </w:rPr>
-        <w:t xml:space="preserve">46. </w:t>
-      </w:r>
-      <w:r>
-        <w:rPr>
-          <w:color w:val="6B7280"/>
-          <w:sz w:val="18"/>
-        </w:rPr>
-        <w:t xml:space="preserve">[IA03] </w:t>
-      </w:r>
-      <w:r>
-        <w:rPr>
-          <w:b/>
-        </w:rPr>
-        <w:t>How does this investment fit within the fund's portfolio-level impact strategy?</w:t>
-      </w:r>
-    </w:p>
-    <w:p>
-      <w:r>
-        <w:rPr>
-          <w:b/>
-        </w:rPr>
-        <w:t>Founder response:</w:t>
-      </w:r>
-    </w:p>
-    <w:p>
-      <w:pPr>
-        <w:spacing w:after="240"/>
-        <w:ind w:left="360"/>
-      </w:pPr>
-      <w:r>
-        <w:t xml:space="preserve"> </w:t>
-      </w:r>
-    </w:p>
-    <w:p>
-      <w:pPr>
         <w:pStyle w:val="Heading1"/>
       </w:pPr>
       <w:r>
@@ -2505,7 +2333,7 @@
         <w:t>☐ Audited or management financial statements</w:t>
       </w:r>
       <w:r>
-        <w:t xml:space="preserve">  (6 related questions)</w:t>
+        <w:t xml:space="preserve">  (5 related questions)</w:t>
       </w:r>
     </w:p>
     <w:p>

--- a/demo/sunpath_energy_ltd/sunpath_energy_ltd_dd_questionnaire.docx
+++ b/demo/sunpath_energy_ltd/sunpath_energy_ltd_dd_questionnaire.docx
@@ -22,7 +22,7 @@
     </w:p>
     <w:p>
       <w:r>
-        <w:t>Prepared: 2026-10-08   ·   Reviewer: Impact Vision</w:t>
+        <w:t>Prepared: 2026-10-09   ·   Reviewer: Impact Vision</w:t>
       </w:r>
     </w:p>
     <w:p>
